--- a/Netflix_Content_Analysis_Insights_Document.docx
+++ b/Netflix_Content_Analysis_Insights_Document.docx
@@ -199,54 +199,62 @@
     <w:p>
       <w:pPr>
         <w:rPr>
-          <w:b/>
-          <w:bCs/>
-        </w:rPr>
-      </w:pPr>
-      <w:r>
-        <w:rPr>
-          <w:b/>
-          <w:bCs/>
-          <w:sz w:val="32"/>
-          <w:szCs w:val="32"/>
+          <w:rFonts w:cstheme="minorHAnsi"/>
+          <w:b/>
+          <w:bCs/>
+          <w:sz w:val="28"/>
+          <w:szCs w:val="28"/>
+        </w:rPr>
+      </w:pPr>
+      <w:r>
+        <w:rPr>
+          <w:rFonts w:cstheme="minorHAnsi"/>
+          <w:b/>
+          <w:bCs/>
+          <w:sz w:val="28"/>
+          <w:szCs w:val="28"/>
           <w:u w:val="single"/>
         </w:rPr>
         <w:t>Name</w:t>
       </w:r>
       <w:r>
         <w:rPr>
-          <w:b/>
-          <w:bCs/>
-          <w:sz w:val="32"/>
-          <w:szCs w:val="32"/>
+          <w:rFonts w:cstheme="minorHAnsi"/>
+          <w:b/>
+          <w:bCs/>
+          <w:sz w:val="28"/>
+          <w:szCs w:val="28"/>
         </w:rPr>
         <w:t>: Gagan Dhanapune</w:t>
       </w:r>
       <w:r>
         <w:rPr>
-          <w:b/>
-          <w:bCs/>
-          <w:sz w:val="32"/>
-          <w:szCs w:val="32"/>
+          <w:rFonts w:cstheme="minorHAnsi"/>
+          <w:b/>
+          <w:bCs/>
+          <w:sz w:val="28"/>
+          <w:szCs w:val="28"/>
         </w:rPr>
         <w:t xml:space="preserve">      </w:t>
       </w:r>
       <w:r>
         <w:rPr>
-          <w:b/>
-          <w:bCs/>
-          <w:sz w:val="32"/>
-          <w:szCs w:val="32"/>
+          <w:rFonts w:cstheme="minorHAnsi"/>
+          <w:b/>
+          <w:bCs/>
+          <w:sz w:val="28"/>
+          <w:szCs w:val="28"/>
           <w:u w:val="single"/>
         </w:rPr>
         <w:t>Email</w:t>
       </w:r>
       <w:r>
         <w:rPr>
-          <w:b/>
-          <w:bCs/>
-          <w:sz w:val="32"/>
-          <w:szCs w:val="32"/>
+          <w:rFonts w:cstheme="minorHAnsi"/>
+          <w:b/>
+          <w:bCs/>
+          <w:sz w:val="28"/>
+          <w:szCs w:val="28"/>
         </w:rPr>
         <w:t>: </w:t>
       </w:r>
@@ -254,23 +262,196 @@
         <w:r>
           <w:rPr>
             <w:rStyle w:val="Hyperlink"/>
+            <w:rFonts w:cstheme="minorHAnsi"/>
             <w:b/>
             <w:bCs/>
-            <w:sz w:val="32"/>
-            <w:szCs w:val="32"/>
+            <w:sz w:val="28"/>
+            <w:szCs w:val="28"/>
             <w:u w:val="none"/>
           </w:rPr>
           <w:t>gagandhanapune@gmail.com</w:t>
         </w:r>
       </w:hyperlink>
-      <w:r>
-        <w:rPr>
-          <w:b/>
-          <w:bCs/>
-          <w:sz w:val="32"/>
-          <w:szCs w:val="32"/>
-        </w:rPr>
-        <w:br/>
+    </w:p>
+    <w:p>
+      <w:pPr>
+        <w:rPr>
+          <w:rFonts w:cstheme="minorHAnsi"/>
+          <w:b/>
+          <w:bCs/>
+          <w:sz w:val="24"/>
+          <w:szCs w:val="24"/>
+        </w:rPr>
+      </w:pPr>
+      <w:r>
+        <w:rPr>
+          <w:rFonts w:cstheme="minorHAnsi"/>
+          <w:b/>
+          <w:bCs/>
+          <w:sz w:val="28"/>
+          <w:szCs w:val="28"/>
+          <w:u w:val="single"/>
+        </w:rPr>
+        <w:t>Mentor</w:t>
+      </w:r>
+      <w:r>
+        <w:rPr>
+          <w:rFonts w:cstheme="minorHAnsi"/>
+          <w:b/>
+          <w:bCs/>
+          <w:sz w:val="28"/>
+          <w:szCs w:val="28"/>
+        </w:rPr>
+        <w:t>: </w:t>
+      </w:r>
+      <w:r>
+        <w:rPr>
+          <w:rFonts w:cstheme="minorHAnsi"/>
+          <w:b/>
+          <w:bCs/>
+          <w:sz w:val="28"/>
+          <w:szCs w:val="28"/>
+        </w:rPr>
+        <w:t xml:space="preserve"> </w:t>
+      </w:r>
+      <w:r>
+        <w:rPr>
+          <w:rFonts w:cstheme="minorHAnsi"/>
+          <w:b/>
+          <w:bCs/>
+          <w:sz w:val="28"/>
+          <w:szCs w:val="28"/>
+        </w:rPr>
+        <w:t>Swaraj Aalla</w:t>
+      </w:r>
+      <w:r>
+        <w:rPr>
+          <w:rFonts w:cstheme="minorHAnsi"/>
+          <w:b/>
+          <w:bCs/>
+          <w:sz w:val="28"/>
+          <w:szCs w:val="28"/>
+        </w:rPr>
+        <w:t xml:space="preserve">            </w:t>
+      </w:r>
+      <w:r>
+        <w:rPr>
+          <w:rFonts w:cstheme="minorHAnsi"/>
+          <w:b/>
+          <w:bCs/>
+          <w:sz w:val="28"/>
+          <w:szCs w:val="28"/>
+          <w:u w:val="single"/>
+        </w:rPr>
+        <w:t>Email</w:t>
+      </w:r>
+      <w:r>
+        <w:rPr>
+          <w:rFonts w:cstheme="minorHAnsi"/>
+          <w:b/>
+          <w:bCs/>
+          <w:sz w:val="28"/>
+          <w:szCs w:val="28"/>
+        </w:rPr>
+        <w:t>: </w:t>
+      </w:r>
+      <w:hyperlink r:id="rId10" w:tgtFrame="_blank" w:history="1">
+        <w:r>
+          <w:rPr>
+            <w:rStyle w:val="Hyperlink"/>
+            <w:rFonts w:cstheme="minorHAnsi"/>
+            <w:b/>
+            <w:bCs/>
+            <w:color w:val="4285F4"/>
+            <w:sz w:val="24"/>
+            <w:szCs w:val="24"/>
+            <w:bdr w:val="none" w:sz="0" w:space="0" w:color="auto" w:frame="1"/>
+          </w:rPr>
+          <w:t>Springboardmentor1881k@gmail.com</w:t>
+        </w:r>
+      </w:hyperlink>
+    </w:p>
+    <w:p>
+      <w:pPr>
+        <w:rPr>
+          <w:b/>
+          <w:bCs/>
+        </w:rPr>
+      </w:pPr>
+      <w:r>
+        <w:rPr>
+          <w:b/>
+          <w:bCs/>
+          <w:noProof/>
+          <w:sz w:val="32"/>
+          <w:szCs w:val="32"/>
+          <w:u w:val="single"/>
+        </w:rPr>
+        <mc:AlternateContent>
+          <mc:Choice Requires="wps">
+            <w:drawing>
+              <wp:anchor distT="0" distB="0" distL="114300" distR="114300" simplePos="0" relativeHeight="251669504" behindDoc="0" locked="0" layoutInCell="1" allowOverlap="1" wp14:anchorId="6405A72E" wp14:editId="02B00BB7">
+                <wp:simplePos x="0" y="0"/>
+                <wp:positionH relativeFrom="margin">
+                  <wp:align>left</wp:align>
+                </wp:positionH>
+                <wp:positionV relativeFrom="paragraph">
+                  <wp:posOffset>97790</wp:posOffset>
+                </wp:positionV>
+                <wp:extent cx="6019800" cy="7620"/>
+                <wp:effectExtent l="0" t="0" r="19050" b="30480"/>
+                <wp:wrapNone/>
+                <wp:docPr id="488978089" name="Straight Connector 7"/>
+                <wp:cNvGraphicFramePr/>
+                <a:graphic xmlns:a="http://schemas.openxmlformats.org/drawingml/2006/main">
+                  <a:graphicData uri="http://schemas.microsoft.com/office/word/2010/wordprocessingShape">
+                    <wps:wsp>
+                      <wps:cNvCnPr/>
+                      <wps:spPr>
+                        <a:xfrm>
+                          <a:off x="0" y="0"/>
+                          <a:ext cx="6019800" cy="7620"/>
+                        </a:xfrm>
+                        <a:prstGeom prst="line">
+                          <a:avLst/>
+                        </a:prstGeom>
+                      </wps:spPr>
+                      <wps:style>
+                        <a:lnRef idx="1">
+                          <a:schemeClr val="accent1"/>
+                        </a:lnRef>
+                        <a:fillRef idx="0">
+                          <a:schemeClr val="accent1"/>
+                        </a:fillRef>
+                        <a:effectRef idx="0">
+                          <a:schemeClr val="accent1"/>
+                        </a:effectRef>
+                        <a:fontRef idx="minor">
+                          <a:schemeClr val="tx1"/>
+                        </a:fontRef>
+                      </wps:style>
+                      <wps:bodyPr/>
+                    </wps:wsp>
+                  </a:graphicData>
+                </a:graphic>
+                <wp14:sizeRelH relativeFrom="margin">
+                  <wp14:pctWidth>0</wp14:pctWidth>
+                </wp14:sizeRelH>
+                <wp14:sizeRelV relativeFrom="margin">
+                  <wp14:pctHeight>0</wp14:pctHeight>
+                </wp14:sizeRelV>
+              </wp:anchor>
+            </w:drawing>
+          </mc:Choice>
+          <mc:Fallback>
+            <w:pict>
+              <v:line w14:anchorId="7B16A6B3" id="Straight Connector 7" o:spid="_x0000_s1026" style="position:absolute;z-index:251669504;visibility:visible;mso-wrap-style:square;mso-width-percent:0;mso-height-percent:0;mso-wrap-distance-left:9pt;mso-wrap-distance-top:0;mso-wrap-distance-right:9pt;mso-wrap-distance-bottom:0;mso-position-horizontal:left;mso-position-horizontal-relative:margin;mso-position-vertical:absolute;mso-position-vertical-relative:text;mso-width-percent:0;mso-height-percent:0;mso-width-relative:margin;mso-height-relative:margin" from="0,7.7pt" to="474pt,8.3pt" o:gfxdata="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" strokecolor="#4472c4 [3204]" strokeweight=".5pt">
+                <v:stroke joinstyle="miter"/>
+                <w10:wrap anchorx="margin"/>
+              </v:line>
+            </w:pict>
+          </mc:Fallback>
+        </mc:AlternateContent>
       </w:r>
     </w:p>
     <w:p>
@@ -538,7 +719,6 @@
           <w:sz w:val="36"/>
           <w:szCs w:val="36"/>
         </w:rPr>
-        <w:lastRenderedPageBreak/>
         <w:t>2. Phase 1: Data Cleaning</w:t>
       </w:r>
     </w:p>
@@ -970,7 +1150,6 @@
           <w:sz w:val="36"/>
           <w:szCs w:val="36"/>
         </w:rPr>
-        <w:lastRenderedPageBreak/>
         <w:t>3. Phase 2: Data Normalization</w:t>
       </w:r>
     </w:p>
@@ -1391,7 +1570,6 @@
           <w:sz w:val="36"/>
           <w:szCs w:val="36"/>
         </w:rPr>
-        <w:lastRenderedPageBreak/>
         <w:t>4. Phase 3: Exploratory Data Analysis (EDA)</w:t>
       </w:r>
     </w:p>
@@ -1590,7 +1768,7 @@
                     </pic:cNvPicPr>
                   </pic:nvPicPr>
                   <pic:blipFill>
-                    <a:blip r:embed="rId10">
+                    <a:blip r:embed="rId11">
                       <a:extLst>
                         <a:ext uri="{28A0092B-C50C-407E-A947-70E740481C1C}">
                           <a14:useLocalDpi xmlns:a14="http://schemas.microsoft.com/office/drawing/2010/main" val="0"/>
@@ -1731,7 +1909,6 @@
           <w:sz w:val="32"/>
           <w:szCs w:val="32"/>
         </w:rPr>
-        <w:lastRenderedPageBreak/>
         <w:t>Content Growth Over Time:</w:t>
       </w:r>
     </w:p>
@@ -1838,7 +2015,7 @@
                     </pic:cNvPicPr>
                   </pic:nvPicPr>
                   <pic:blipFill>
-                    <a:blip r:embed="rId11">
+                    <a:blip r:embed="rId12">
                       <a:extLst>
                         <a:ext uri="{28A0092B-C50C-407E-A947-70E740481C1C}">
                           <a14:useLocalDpi xmlns:a14="http://schemas.microsoft.com/office/drawing/2010/main" val="0"/>
@@ -1949,7 +2126,7 @@
                     </pic:cNvPicPr>
                   </pic:nvPicPr>
                   <pic:blipFill>
-                    <a:blip r:embed="rId12">
+                    <a:blip r:embed="rId13">
                       <a:extLst>
                         <a:ext uri="{28A0092B-C50C-407E-A947-70E740481C1C}">
                           <a14:useLocalDpi xmlns:a14="http://schemas.microsoft.com/office/drawing/2010/main" val="0"/>
@@ -2109,7 +2286,6 @@
           <w:sz w:val="32"/>
           <w:szCs w:val="32"/>
         </w:rPr>
-        <w:lastRenderedPageBreak/>
         <w:t>Rating Analysis:</w:t>
       </w:r>
     </w:p>
@@ -2252,7 +2428,7 @@
                     </pic:cNvPicPr>
                   </pic:nvPicPr>
                   <pic:blipFill>
-                    <a:blip r:embed="rId13">
+                    <a:blip r:embed="rId14">
                       <a:extLst>
                         <a:ext uri="{28A0092B-C50C-407E-A947-70E740481C1C}">
                           <a14:useLocalDpi xmlns:a14="http://schemas.microsoft.com/office/drawing/2010/main" val="0"/>
@@ -2449,7 +2625,7 @@
                     </pic:cNvPicPr>
                   </pic:nvPicPr>
                   <pic:blipFill>
-                    <a:blip r:embed="rId14">
+                    <a:blip r:embed="rId15">
                       <a:extLst>
                         <a:ext uri="{28A0092B-C50C-407E-A947-70E740481C1C}">
                           <a14:useLocalDpi xmlns:a14="http://schemas.microsoft.com/office/drawing/2010/main" val="0"/>
@@ -2582,7 +2758,7 @@
                     </pic:cNvPicPr>
                   </pic:nvPicPr>
                   <pic:blipFill>
-                    <a:blip r:embed="rId15">
+                    <a:blip r:embed="rId16">
                       <a:extLst>
                         <a:ext uri="{28A0092B-C50C-407E-A947-70E740481C1C}">
                           <a14:useLocalDpi xmlns:a14="http://schemas.microsoft.com/office/drawing/2010/main" val="0"/>
@@ -2758,7 +2934,7 @@
                     </pic:cNvPicPr>
                   </pic:nvPicPr>
                   <pic:blipFill>
-                    <a:blip r:embed="rId16">
+                    <a:blip r:embed="rId17">
                       <a:extLst>
                         <a:ext uri="{28A0092B-C50C-407E-A947-70E740481C1C}">
                           <a14:useLocalDpi xmlns:a14="http://schemas.microsoft.com/office/drawing/2010/main" val="0"/>
@@ -2903,7 +3079,7 @@
                     </pic:cNvPicPr>
                   </pic:nvPicPr>
                   <pic:blipFill>
-                    <a:blip r:embed="rId17">
+                    <a:blip r:embed="rId18">
                       <a:extLst>
                         <a:ext uri="{28A0092B-C50C-407E-A947-70E740481C1C}">
                           <a14:useLocalDpi xmlns:a14="http://schemas.microsoft.com/office/drawing/2010/main" val="0"/>
@@ -2997,7 +3173,7 @@
                     </pic:cNvPicPr>
                   </pic:nvPicPr>
                   <pic:blipFill>
-                    <a:blip r:embed="rId18">
+                    <a:blip r:embed="rId19">
                       <a:extLst>
                         <a:ext uri="{28A0092B-C50C-407E-A947-70E740481C1C}">
                           <a14:useLocalDpi xmlns:a14="http://schemas.microsoft.com/office/drawing/2010/main" val="0"/>
@@ -3061,7 +3237,7 @@
                     </pic:cNvPicPr>
                   </pic:nvPicPr>
                   <pic:blipFill>
-                    <a:blip r:embed="rId19">
+                    <a:blip r:embed="rId20">
                       <a:extLst>
                         <a:ext uri="{28A0092B-C50C-407E-A947-70E740481C1C}">
                           <a14:useLocalDpi xmlns:a14="http://schemas.microsoft.com/office/drawing/2010/main" val="0"/>
@@ -3153,7 +3329,7 @@
                     </pic:cNvPicPr>
                   </pic:nvPicPr>
                   <pic:blipFill>
-                    <a:blip r:embed="rId20">
+                    <a:blip r:embed="rId21">
                       <a:extLst>
                         <a:ext uri="{28A0092B-C50C-407E-A947-70E740481C1C}">
                           <a14:useLocalDpi xmlns:a14="http://schemas.microsoft.com/office/drawing/2010/main" val="0"/>
@@ -3217,7 +3393,7 @@
                     </pic:cNvPicPr>
                   </pic:nvPicPr>
                   <pic:blipFill>
-                    <a:blip r:embed="rId21">
+                    <a:blip r:embed="rId22">
                       <a:extLst>
                         <a:ext uri="{28A0092B-C50C-407E-A947-70E740481C1C}">
                           <a14:useLocalDpi xmlns:a14="http://schemas.microsoft.com/office/drawing/2010/main" val="0"/>
@@ -3373,7 +3549,7 @@
                     <pic:cNvPicPr/>
                   </pic:nvPicPr>
                   <pic:blipFill>
-                    <a:blip r:embed="rId22"/>
+                    <a:blip r:embed="rId23"/>
                     <a:stretch>
                       <a:fillRect/>
                     </a:stretch>
@@ -3948,7 +4124,7 @@
                     </pic:cNvPicPr>
                   </pic:nvPicPr>
                   <pic:blipFill>
-                    <a:blip r:embed="rId23">
+                    <a:blip r:embed="rId24">
                       <a:extLst>
                         <a:ext uri="{28A0092B-C50C-407E-A947-70E740481C1C}">
                           <a14:useLocalDpi xmlns:a14="http://schemas.microsoft.com/office/drawing/2010/main" val="0"/>
@@ -4601,7 +4777,7 @@
                     <pic:cNvPicPr/>
                   </pic:nvPicPr>
                   <pic:blipFill>
-                    <a:blip r:embed="rId24">
+                    <a:blip r:embed="rId25">
                       <a:extLst>
                         <a:ext uri="{28A0092B-C50C-407E-A947-70E740481C1C}">
                           <a14:useLocalDpi xmlns:a14="http://schemas.microsoft.com/office/drawing/2010/main" val="0"/>
@@ -4725,7 +4901,7 @@
                     </pic:cNvPicPr>
                   </pic:nvPicPr>
                   <pic:blipFill>
-                    <a:blip r:embed="rId25">
+                    <a:blip r:embed="rId26">
                       <a:extLst>
                         <a:ext uri="{28A0092B-C50C-407E-A947-70E740481C1C}">
                           <a14:useLocalDpi xmlns:a14="http://schemas.microsoft.com/office/drawing/2010/main" val="0"/>
@@ -4872,7 +5048,7 @@
                     </pic:cNvPicPr>
                   </pic:nvPicPr>
                   <pic:blipFill>
-                    <a:blip r:embed="rId26">
+                    <a:blip r:embed="rId27">
                       <a:extLst>
                         <a:ext uri="{28A0092B-C50C-407E-A947-70E740481C1C}">
                           <a14:useLocalDpi xmlns:a14="http://schemas.microsoft.com/office/drawing/2010/main" val="0"/>
@@ -4947,7 +5123,7 @@
                     </pic:cNvPicPr>
                   </pic:nvPicPr>
                   <pic:blipFill>
-                    <a:blip r:embed="rId27">
+                    <a:blip r:embed="rId28">
                       <a:extLst>
                         <a:ext uri="{28A0092B-C50C-407E-A947-70E740481C1C}">
                           <a14:useLocalDpi xmlns:a14="http://schemas.microsoft.com/office/drawing/2010/main" val="0"/>
@@ -5772,7 +5948,7 @@
                     </pic:cNvPicPr>
                   </pic:nvPicPr>
                   <pic:blipFill>
-                    <a:blip r:embed="rId28">
+                    <a:blip r:embed="rId29">
                       <a:extLst>
                         <a:ext uri="{28A0092B-C50C-407E-A947-70E740481C1C}">
                           <a14:useLocalDpi xmlns:a14="http://schemas.microsoft.com/office/drawing/2010/main" val="0"/>
@@ -5940,7 +6116,7 @@
                     </pic:cNvPicPr>
                   </pic:nvPicPr>
                   <pic:blipFill>
-                    <a:blip r:embed="rId29">
+                    <a:blip r:embed="rId30">
                       <a:extLst>
                         <a:ext uri="{28A0092B-C50C-407E-A947-70E740481C1C}">
                           <a14:useLocalDpi xmlns:a14="http://schemas.microsoft.com/office/drawing/2010/main" val="0"/>
@@ -6308,7 +6484,7 @@
                     </pic:cNvPicPr>
                   </pic:nvPicPr>
                   <pic:blipFill>
-                    <a:blip r:embed="rId30">
+                    <a:blip r:embed="rId31">
                       <a:extLst>
                         <a:ext uri="{28A0092B-C50C-407E-A947-70E740481C1C}">
                           <a14:useLocalDpi xmlns:a14="http://schemas.microsoft.com/office/drawing/2010/main" val="0"/>
@@ -6563,7 +6739,7 @@
                     </pic:cNvPicPr>
                   </pic:nvPicPr>
                   <pic:blipFill>
-                    <a:blip r:embed="rId31">
+                    <a:blip r:embed="rId32">
                       <a:extLst>
                         <a:ext uri="{28A0092B-C50C-407E-A947-70E740481C1C}">
                           <a14:useLocalDpi xmlns:a14="http://schemas.microsoft.com/office/drawing/2010/main" val="0"/>
@@ -6716,7 +6892,7 @@
                     </pic:cNvPicPr>
                   </pic:nvPicPr>
                   <pic:blipFill>
-                    <a:blip r:embed="rId32">
+                    <a:blip r:embed="rId33">
                       <a:extLst>
                         <a:ext uri="{28A0092B-C50C-407E-A947-70E740481C1C}">
                           <a14:useLocalDpi xmlns:a14="http://schemas.microsoft.com/office/drawing/2010/main" val="0"/>
@@ -6792,7 +6968,7 @@
                     </pic:cNvPicPr>
                   </pic:nvPicPr>
                   <pic:blipFill>
-                    <a:blip r:embed="rId33">
+                    <a:blip r:embed="rId34">
                       <a:extLst>
                         <a:ext uri="{28A0092B-C50C-407E-A947-70E740481C1C}">
                           <a14:useLocalDpi xmlns:a14="http://schemas.microsoft.com/office/drawing/2010/main" val="0"/>
@@ -6825,9 +7001,9 @@
       </w:r>
     </w:p>
     <w:sectPr>
-      <w:headerReference w:type="even" r:id="rId34"/>
-      <w:headerReference w:type="default" r:id="rId35"/>
-      <w:headerReference w:type="first" r:id="rId36"/>
+      <w:headerReference w:type="even" r:id="rId35"/>
+      <w:headerReference w:type="default" r:id="rId36"/>
+      <w:headerReference w:type="first" r:id="rId37"/>
       <w:pgSz w:w="11906" w:h="16838"/>
       <w:pgMar w:top="1440" w:right="1440" w:bottom="1440" w:left="1440" w:header="708" w:footer="708" w:gutter="0"/>
       <w:pgBorders w:offsetFrom="page">
@@ -11033,6 +11209,18 @@
       </w:tcPr>
     </w:tblStylePr>
   </w:style>
+  <w:style w:type="character" w:styleId="UnresolvedMention">
+    <w:name w:val="Unresolved Mention"/>
+    <w:basedOn w:val="DefaultParagraphFont"/>
+    <w:uiPriority w:val="99"/>
+    <w:semiHidden/>
+    <w:unhideWhenUsed/>
+    <w:rsid w:val="00FB1200"/>
+    <w:rPr>
+      <w:color w:val="605E5C"/>
+      <w:shd w:val="clear" w:color="auto" w:fill="E1DFDD"/>
+    </w:rPr>
+  </w:style>
 </w:styles>
 </file>
 
